--- a/zht/docx/103.content.docx
+++ b/zht/docx/103.content.docx
@@ -438,18 +438,12 @@
           <w:lang w:val="zh_TW" w:bidi="zh_TW"/>
         </w:rPr>
       </w:r>
-      <w:hyperlink r:id="rId13">
-        <w:r>
-          <w:rPr>
-            <w:lang w:val="zh_TW" w:bidi="zh_TW"/>
-          </w:rPr>
-          <w:rPr>
-            <w:color w:val="0000EE"/>
-            <w:u w:val="single"/>
-          </w:rPr>
-          <w:t>歷代志上22:6–8</w:t>
-        </w:r>
-      </w:hyperlink>
+      <w:r>
+        <w:rPr>
+          <w:lang w:val="zh_TW" w:bidi="zh_TW"/>
+        </w:rPr>
+        <w:t>歷代志上22:6–8</w:t>
+      </w:r>
     </w:p>
     <w:p>
       <w:pPr>
@@ -462,18 +456,12 @@
           <w:lang w:val="zh_TW" w:bidi="zh_TW"/>
         </w:rPr>
       </w:r>
-      <w:hyperlink r:id="rId14">
-        <w:r>
-          <w:rPr>
-            <w:lang w:val="zh_TW" w:bidi="zh_TW"/>
-          </w:rPr>
-          <w:rPr>
-            <w:color w:val="0000EE"/>
-            <w:u w:val="single"/>
-          </w:rPr>
-          <w:t>創世記9:5–7</w:t>
-        </w:r>
-      </w:hyperlink>
+      <w:r>
+        <w:rPr>
+          <w:lang w:val="zh_TW" w:bidi="zh_TW"/>
+        </w:rPr>
+        <w:t>創世記9:5–7</w:t>
+      </w:r>
     </w:p>
     <w:p>
       <w:pPr>
@@ -486,18 +474,12 @@
           <w:lang w:val="zh_TW" w:bidi="zh_TW"/>
         </w:rPr>
       </w:r>
-      <w:hyperlink r:id="rId15">
-        <w:r>
-          <w:rPr>
-            <w:lang w:val="zh_TW" w:bidi="zh_TW"/>
-          </w:rPr>
-          <w:rPr>
-            <w:color w:val="0000EE"/>
-            <w:u w:val="single"/>
-          </w:rPr>
-          <w:t>希伯來書9:21–22</w:t>
-        </w:r>
-      </w:hyperlink>
+      <w:r>
+        <w:rPr>
+          <w:lang w:val="zh_TW" w:bidi="zh_TW"/>
+        </w:rPr>
+        <w:t>希伯來書9:21–22</w:t>
+      </w:r>
     </w:p>
     <w:p>
       <w:pPr>
@@ -510,18 +492,12 @@
           <w:lang w:val="zh_TW" w:bidi="zh_TW"/>
         </w:rPr>
       </w:r>
-      <w:hyperlink r:id="rId16">
-        <w:r>
-          <w:rPr>
-            <w:lang w:val="zh_TW" w:bidi="zh_TW"/>
-          </w:rPr>
-          <w:rPr>
-            <w:color w:val="0000EE"/>
-            <w:u w:val="single"/>
-          </w:rPr>
-          <w:t>以賽亞書26:21</w:t>
-        </w:r>
-      </w:hyperlink>
+      <w:r>
+        <w:rPr>
+          <w:lang w:val="zh_TW" w:bidi="zh_TW"/>
+        </w:rPr>
+        <w:t>以賽亞書26:21</w:t>
+      </w:r>
     </w:p>
     <w:p>
       <w:pPr>
@@ -534,18 +510,12 @@
           <w:lang w:val="zh_TW" w:bidi="zh_TW"/>
         </w:rPr>
       </w:r>
-      <w:hyperlink r:id="rId17">
-        <w:r>
-          <w:rPr>
-            <w:lang w:val="zh_TW" w:bidi="zh_TW"/>
-          </w:rPr>
-          <w:rPr>
-            <w:color w:val="0000EE"/>
-            <w:u w:val="single"/>
-          </w:rPr>
-          <w:t>馬太福音23:29–31</w:t>
-        </w:r>
-      </w:hyperlink>
+      <w:r>
+        <w:rPr>
+          <w:lang w:val="zh_TW" w:bidi="zh_TW"/>
+        </w:rPr>
+        <w:t>馬太福音23:29–31</w:t>
+      </w:r>
     </w:p>
     <w:p>
       <w:pPr>
@@ -844,18 +814,12 @@
           <w:lang w:val="zh_TW" w:bidi="zh_TW"/>
         </w:rPr>
       </w:r>
-      <w:hyperlink r:id="rId18">
-        <w:r>
-          <w:rPr>
-            <w:lang w:val="zh_TW" w:bidi="zh_TW"/>
-          </w:rPr>
-          <w:rPr>
-            <w:color w:val="0000EE"/>
-            <w:u w:val="single"/>
-          </w:rPr>
-          <w:t>創世記19:24</w:t>
-        </w:r>
-      </w:hyperlink>
+      <w:r>
+        <w:rPr>
+          <w:lang w:val="zh_TW" w:bidi="zh_TW"/>
+        </w:rPr>
+        <w:t>創世記19:24</w:t>
+      </w:r>
     </w:p>
     <w:p>
       <w:pPr>
@@ -868,18 +832,12 @@
           <w:lang w:val="zh_TW" w:bidi="zh_TW"/>
         </w:rPr>
       </w:r>
-      <w:hyperlink r:id="rId19">
-        <w:r>
-          <w:rPr>
-            <w:lang w:val="zh_TW" w:bidi="zh_TW"/>
-          </w:rPr>
-          <w:rPr>
-            <w:color w:val="0000EE"/>
-            <w:u w:val="single"/>
-          </w:rPr>
-          <w:t>以賽亞書34:9</w:t>
-        </w:r>
-      </w:hyperlink>
+      <w:r>
+        <w:rPr>
+          <w:lang w:val="zh_TW" w:bidi="zh_TW"/>
+        </w:rPr>
+        <w:t>以賽亞書34:9</w:t>
+      </w:r>
     </w:p>
     <w:p>
       <w:pPr>
@@ -892,18 +850,12 @@
           <w:lang w:val="zh_TW" w:bidi="zh_TW"/>
         </w:rPr>
       </w:r>
-      <w:hyperlink r:id="rId20">
-        <w:r>
-          <w:rPr>
-            <w:lang w:val="zh_TW" w:bidi="zh_TW"/>
-          </w:rPr>
-          <w:rPr>
-            <w:color w:val="0000EE"/>
-            <w:u w:val="single"/>
-          </w:rPr>
-          <w:t>路加福音17:29</w:t>
-        </w:r>
-      </w:hyperlink>
+      <w:r>
+        <w:rPr>
+          <w:lang w:val="zh_TW" w:bidi="zh_TW"/>
+        </w:rPr>
+        <w:t>路加福音17:29</w:t>
+      </w:r>
     </w:p>
     <w:p>
       <w:pPr>
@@ -916,18 +868,12 @@
           <w:lang w:val="zh_TW" w:bidi="zh_TW"/>
         </w:rPr>
       </w:r>
-      <w:hyperlink r:id="rId21">
-        <w:r>
-          <w:rPr>
-            <w:lang w:val="zh_TW" w:bidi="zh_TW"/>
-          </w:rPr>
-          <w:rPr>
-            <w:color w:val="0000EE"/>
-            <w:u w:val="single"/>
-          </w:rPr>
-          <w:t>啟示錄20:10</w:t>
-        </w:r>
-      </w:hyperlink>
+      <w:r>
+        <w:rPr>
+          <w:lang w:val="zh_TW" w:bidi="zh_TW"/>
+        </w:rPr>
+        <w:t>啟示錄20:10</w:t>
+      </w:r>
     </w:p>
     <w:p>
       <w:pPr>

--- a/zht/docx/103.content.docx
+++ b/zht/docx/103.content.docx
@@ -389,19 +389,7 @@
         <w:rPr>
           <w:lang w:val="zh_TW" w:bidi="zh_TW"/>
         </w:rPr>
-        <w:t>（另見：</w:t>
-      </w:r>
-      <w:r>
-        <w:rPr>
-          <w:lang w:val="zh_TW" w:bidi="zh_TW"/>
-        </w:rPr>
-        <w:t>血</w:t>
-      </w:r>
-      <w:r>
-        <w:rPr>
-          <w:lang w:val="zh_TW" w:bidi="zh_TW"/>
-        </w:rPr>
-        <w:t>；</w:t>
+        <w:t>（另見：血；</w:t>
       </w:r>
       <w:r>
         <w:rPr>
